--- a/Zinovev2red2.docx
+++ b/Zinovev2red2.docx
@@ -6,7 +6,7 @@
       <w:pPr>
         <w:pStyle w:val="Normal"/>
         <w:spacing w:before="96" w:after="0"/>
-        <w:ind w:hanging="547" w:start="547"/>
+        <w:ind w:hanging="547" w:left="547"/>
         <w:jc w:val="center"/>
         <w:rPr>
           <w:rFonts w:eastAsia="+mn-ea"/>
@@ -25,7 +25,7 @@
       <w:pPr>
         <w:pStyle w:val="Normal"/>
         <w:spacing w:before="96" w:after="0"/>
-        <w:ind w:hanging="547" w:start="547"/>
+        <w:ind w:hanging="547" w:left="547"/>
         <w:jc w:val="center"/>
         <w:rPr/>
       </w:pPr>
@@ -37,7 +37,7 @@
       <w:pPr>
         <w:pStyle w:val="Normal"/>
         <w:spacing w:before="96" w:after="0"/>
-        <w:ind w:hanging="547" w:start="547"/>
+        <w:ind w:hanging="547" w:left="547"/>
         <w:jc w:val="center"/>
         <w:rPr>
           <w:rFonts w:eastAsia="+mn-ea"/>
@@ -58,7 +58,7 @@
       <w:pPr>
         <w:pStyle w:val="Normal"/>
         <w:spacing w:before="96" w:after="0"/>
-        <w:ind w:hanging="547" w:start="547"/>
+        <w:ind w:hanging="547" w:left="547"/>
         <w:jc w:val="center"/>
         <w:rPr>
           <w:rFonts w:eastAsia="+mn-ea"/>
@@ -79,7 +79,7 @@
       <w:pPr>
         <w:pStyle w:val="Normal"/>
         <w:spacing w:before="96" w:after="0"/>
-        <w:ind w:hanging="547" w:start="547"/>
+        <w:ind w:hanging="547" w:left="547"/>
         <w:jc w:val="center"/>
         <w:rPr>
           <w:rFonts w:eastAsia="+mn-ea"/>
@@ -100,7 +100,7 @@
       <w:pPr>
         <w:pStyle w:val="Normal"/>
         <w:spacing w:before="96" w:after="0"/>
-        <w:ind w:hanging="547" w:start="547"/>
+        <w:ind w:hanging="547" w:left="547"/>
         <w:jc w:val="center"/>
         <w:rPr>
           <w:rFonts w:eastAsia="+mn-ea"/>
@@ -121,7 +121,7 @@
       <w:pPr>
         <w:pStyle w:val="Normal"/>
         <w:spacing w:before="96" w:after="0"/>
-        <w:ind w:hanging="547" w:start="547"/>
+        <w:ind w:hanging="547" w:left="547"/>
         <w:jc w:val="center"/>
         <w:rPr>
           <w:rFonts w:eastAsia="+mn-ea"/>
@@ -144,7 +144,7 @@
       <w:pPr>
         <w:pStyle w:val="Normal"/>
         <w:spacing w:before="96" w:after="0"/>
-        <w:ind w:hanging="547" w:start="547"/>
+        <w:ind w:hanging="547" w:left="547"/>
         <w:jc w:val="center"/>
         <w:rPr>
           <w:rFonts w:eastAsia="+mn-ea"/>
@@ -166,7 +166,7 @@
       <w:pPr>
         <w:pStyle w:val="Normal"/>
         <w:spacing w:before="96" w:after="0"/>
-        <w:ind w:hanging="547" w:start="547"/>
+        <w:ind w:hanging="547" w:left="547"/>
         <w:jc w:val="center"/>
         <w:rPr>
           <w:sz w:val="28"/>
@@ -315,17 +315,7 @@
           <w:szCs w:val="28"/>
           <w:lang w:eastAsia="en-US"/>
         </w:rPr>
-        <w:t>№</w:t>
-      </w:r>
-      <w:r>
-        <w:rPr>
-          <w:rFonts w:eastAsia="Calibri"/>
-          <w:b/>
-          <w:sz w:val="32"/>
-          <w:szCs w:val="28"/>
-          <w:lang w:eastAsia="en-US"/>
-        </w:rPr>
-        <w:t>2</w:t>
+        <w:t>№2</w:t>
       </w:r>
     </w:p>
     <w:p>
@@ -433,14 +423,14 @@
     <w:tbl>
       <w:tblPr>
         <w:tblW w:w="9990" w:type="dxa"/>
-        <w:jc w:val="start"/>
+        <w:jc w:val="left"/>
         <w:tblInd w:w="108" w:type="dxa"/>
         <w:tblLayout w:type="fixed"/>
         <w:tblCellMar>
           <w:top w:w="0" w:type="dxa"/>
-          <w:start w:w="108" w:type="dxa"/>
+          <w:left w:w="108" w:type="dxa"/>
           <w:bottom w:w="0" w:type="dxa"/>
-          <w:end w:w="108" w:type="dxa"/>
+          <w:right w:w="108" w:type="dxa"/>
         </w:tblCellMar>
       </w:tblPr>
       <w:tblGrid>
@@ -932,10 +922,10 @@
         <w:pStyle w:val="ListParagraph"/>
         <w:numPr>
           <w:ilvl w:val="0"/>
-          <w:numId w:val="2"/>
+          <w:numId w:val="1"/>
         </w:numPr>
         <w:spacing w:lineRule="auto" w:line="360" w:before="0" w:after="0"/>
-        <w:ind w:firstLine="851" w:start="0"/>
+        <w:ind w:firstLine="851" w:left="0"/>
         <w:contextualSpacing/>
         <w:jc w:val="both"/>
         <w:rPr>
@@ -1008,10 +998,10 @@
         <w:pStyle w:val="ListParagraph"/>
         <w:numPr>
           <w:ilvl w:val="0"/>
-          <w:numId w:val="2"/>
+          <w:numId w:val="1"/>
         </w:numPr>
         <w:spacing w:lineRule="auto" w:line="360" w:before="0" w:after="0"/>
-        <w:ind w:firstLine="851" w:start="0"/>
+        <w:ind w:firstLine="851" w:left="0"/>
         <w:contextualSpacing/>
         <w:jc w:val="both"/>
         <w:rPr>
@@ -1042,10 +1032,10 @@
         <w:pStyle w:val="ListParagraph"/>
         <w:numPr>
           <w:ilvl w:val="0"/>
-          <w:numId w:val="2"/>
+          <w:numId w:val="1"/>
         </w:numPr>
         <w:spacing w:lineRule="auto" w:line="360" w:before="0" w:after="0"/>
-        <w:ind w:firstLine="851" w:start="0"/>
+        <w:ind w:firstLine="851" w:left="0"/>
         <w:contextualSpacing/>
         <w:jc w:val="both"/>
         <w:rPr>
@@ -1076,7 +1066,7 @@
         <w:pStyle w:val="ListParagraph"/>
         <w:numPr>
           <w:ilvl w:val="2"/>
-          <w:numId w:val="2"/>
+          <w:numId w:val="1"/>
         </w:numPr>
         <w:spacing w:lineRule="auto" w:line="360" w:before="0" w:after="0"/>
         <w:contextualSpacing/>
@@ -1106,7 +1096,7 @@
         <w:pStyle w:val="ListParagraph"/>
         <w:numPr>
           <w:ilvl w:val="2"/>
-          <w:numId w:val="2"/>
+          <w:numId w:val="1"/>
         </w:numPr>
         <w:spacing w:lineRule="auto" w:line="360" w:before="0" w:after="0"/>
         <w:contextualSpacing/>
@@ -1130,7 +1120,7 @@
         <w:pStyle w:val="ListParagraph"/>
         <w:numPr>
           <w:ilvl w:val="2"/>
-          <w:numId w:val="2"/>
+          <w:numId w:val="1"/>
         </w:numPr>
         <w:spacing w:lineRule="auto" w:line="360" w:before="0" w:after="0"/>
         <w:contextualSpacing/>
@@ -1154,7 +1144,7 @@
         <w:pStyle w:val="ListParagraph"/>
         <w:numPr>
           <w:ilvl w:val="2"/>
-          <w:numId w:val="2"/>
+          <w:numId w:val="1"/>
         </w:numPr>
         <w:spacing w:lineRule="auto" w:line="360" w:before="0" w:after="0"/>
         <w:contextualSpacing/>
@@ -1180,13 +1170,13 @@
         <w:widowControl/>
         <w:numPr>
           <w:ilvl w:val="0"/>
-          <w:numId w:val="2"/>
+          <w:numId w:val="1"/>
         </w:numPr>
         <w:suppressAutoHyphens w:val="true"/>
-        <w:overflowPunct w:val="true"/>
+        <w:overflowPunct w:val="false"/>
         <w:bidi w:val="0"/>
         <w:spacing w:lineRule="auto" w:line="360" w:before="0" w:after="0"/>
-        <w:ind w:firstLine="720" w:start="0" w:end="0"/>
+        <w:ind w:firstLine="720" w:left="0" w:right="0"/>
         <w:contextualSpacing/>
         <w:jc w:val="both"/>
         <w:rPr/>
@@ -1205,7 +1195,7 @@
         <w:pStyle w:val="ListParagraph"/>
         <w:numPr>
           <w:ilvl w:val="2"/>
-          <w:numId w:val="2"/>
+          <w:numId w:val="1"/>
         </w:numPr>
         <w:spacing w:lineRule="auto" w:line="360" w:before="0" w:after="0"/>
         <w:contextualSpacing/>
@@ -1255,7 +1245,7 @@
         <w:pStyle w:val="ListParagraph"/>
         <w:numPr>
           <w:ilvl w:val="2"/>
-          <w:numId w:val="2"/>
+          <w:numId w:val="1"/>
         </w:numPr>
         <w:spacing w:lineRule="auto" w:line="360" w:before="0" w:after="0"/>
         <w:contextualSpacing/>
@@ -1288,7 +1278,7 @@
         <w:pStyle w:val="ListParagraph"/>
         <w:numPr>
           <w:ilvl w:val="2"/>
-          <w:numId w:val="2"/>
+          <w:numId w:val="1"/>
         </w:numPr>
         <w:spacing w:lineRule="auto" w:line="360" w:before="0" w:after="0"/>
         <w:contextualSpacing/>
@@ -1312,10 +1302,10 @@
         <w:pStyle w:val="ListParagraph"/>
         <w:numPr>
           <w:ilvl w:val="0"/>
-          <w:numId w:val="2"/>
+          <w:numId w:val="1"/>
         </w:numPr>
         <w:spacing w:lineRule="auto" w:line="360" w:before="0" w:after="0"/>
-        <w:ind w:firstLine="851" w:start="0"/>
+        <w:ind w:firstLine="851" w:left="0"/>
         <w:contextualSpacing/>
         <w:jc w:val="both"/>
         <w:rPr>
@@ -1384,10 +1374,10 @@
           <w:tab w:val="left" w:pos="0" w:leader="none"/>
         </w:tabs>
         <w:suppressAutoHyphens w:val="true"/>
-        <w:overflowPunct w:val="true"/>
+        <w:overflowPunct w:val="false"/>
         <w:bidi w:val="0"/>
         <w:spacing w:lineRule="auto" w:line="360" w:before="0" w:after="0"/>
-        <w:ind w:firstLine="720" w:start="0" w:end="0"/>
+        <w:ind w:firstLine="720" w:left="0" w:right="0"/>
         <w:jc w:val="both"/>
         <w:rPr>
           <w:bCs/>
@@ -1413,10 +1403,10 @@
           <w:tab w:val="left" w:pos="0" w:leader="none"/>
         </w:tabs>
         <w:suppressAutoHyphens w:val="true"/>
-        <w:overflowPunct w:val="true"/>
+        <w:overflowPunct w:val="false"/>
         <w:bidi w:val="0"/>
         <w:spacing w:lineRule="auto" w:line="360" w:before="0" w:after="0"/>
-        <w:ind w:firstLine="720" w:start="0" w:end="0"/>
+        <w:ind w:firstLine="720" w:left="0" w:right="0"/>
         <w:jc w:val="both"/>
         <w:rPr>
           <w:bCs/>
@@ -1442,10 +1432,10 @@
           <w:tab w:val="left" w:pos="0" w:leader="none"/>
         </w:tabs>
         <w:suppressAutoHyphens w:val="true"/>
-        <w:overflowPunct w:val="true"/>
+        <w:overflowPunct w:val="false"/>
         <w:bidi w:val="0"/>
         <w:spacing w:lineRule="auto" w:line="360" w:before="0" w:after="0"/>
-        <w:ind w:firstLine="720" w:start="0" w:end="0"/>
+        <w:ind w:firstLine="720" w:left="0" w:right="0"/>
         <w:jc w:val="both"/>
         <w:rPr>
           <w:bCs/>
@@ -1471,10 +1461,10 @@
           <w:tab w:val="left" w:pos="0" w:leader="none"/>
         </w:tabs>
         <w:suppressAutoHyphens w:val="true"/>
-        <w:overflowPunct w:val="true"/>
+        <w:overflowPunct w:val="false"/>
         <w:bidi w:val="0"/>
         <w:spacing w:lineRule="auto" w:line="360" w:before="0" w:after="0"/>
-        <w:ind w:firstLine="720" w:start="0" w:end="0"/>
+        <w:ind w:firstLine="720" w:left="0" w:right="0"/>
         <w:jc w:val="both"/>
         <w:rPr>
           <w:bCs/>
@@ -1500,10 +1490,10 @@
           <w:tab w:val="left" w:pos="0" w:leader="none"/>
         </w:tabs>
         <w:suppressAutoHyphens w:val="true"/>
-        <w:overflowPunct w:val="true"/>
+        <w:overflowPunct w:val="false"/>
         <w:bidi w:val="0"/>
         <w:spacing w:lineRule="auto" w:line="360" w:before="0" w:after="0"/>
-        <w:ind w:firstLine="720" w:start="0" w:end="0"/>
+        <w:ind w:firstLine="720" w:left="0" w:right="0"/>
         <w:jc w:val="both"/>
         <w:rPr>
           <w:bCs/>
@@ -1557,10 +1547,10 @@
           <w:tab w:val="left" w:pos="0" w:leader="none"/>
         </w:tabs>
         <w:suppressAutoHyphens w:val="true"/>
-        <w:overflowPunct w:val="true"/>
+        <w:overflowPunct w:val="false"/>
         <w:bidi w:val="0"/>
         <w:spacing w:lineRule="auto" w:line="360" w:before="0" w:after="0"/>
-        <w:ind w:hanging="0" w:start="0" w:end="0"/>
+        <w:ind w:hanging="0" w:left="0" w:right="0"/>
         <w:jc w:val="both"/>
         <w:rPr>
           <w:bCs/>
@@ -1631,10 +1621,10 @@
           <w:tab w:val="left" w:pos="0" w:leader="none"/>
         </w:tabs>
         <w:suppressAutoHyphens w:val="true"/>
-        <w:overflowPunct w:val="true"/>
+        <w:overflowPunct w:val="false"/>
         <w:bidi w:val="0"/>
         <w:spacing w:lineRule="auto" w:line="360" w:before="0" w:after="0"/>
-        <w:ind w:hanging="0" w:start="0" w:end="0"/>
+        <w:ind w:hanging="0" w:left="0" w:right="0"/>
         <w:jc w:val="both"/>
         <w:rPr>
           <w:bCs/>
@@ -1659,10 +1649,10 @@
           <w:tab w:val="left" w:pos="0" w:leader="none"/>
         </w:tabs>
         <w:suppressAutoHyphens w:val="true"/>
-        <w:overflowPunct w:val="true"/>
+        <w:overflowPunct w:val="false"/>
         <w:bidi w:val="0"/>
         <w:spacing w:lineRule="auto" w:line="360" w:before="0" w:after="0"/>
-        <w:ind w:hanging="0" w:start="0" w:end="0"/>
+        <w:ind w:hanging="0" w:left="0" w:right="0"/>
         <w:jc w:val="both"/>
         <w:rPr>
           <w:bCs/>
@@ -1687,10 +1677,10 @@
           <w:tab w:val="left" w:pos="0" w:leader="none"/>
         </w:tabs>
         <w:suppressAutoHyphens w:val="true"/>
-        <w:overflowPunct w:val="true"/>
+        <w:overflowPunct w:val="false"/>
         <w:bidi w:val="0"/>
         <w:spacing w:lineRule="auto" w:line="360" w:before="0" w:after="0"/>
-        <w:ind w:hanging="0" w:start="0" w:end="0"/>
+        <w:ind w:hanging="0" w:left="0" w:right="0"/>
         <w:jc w:val="both"/>
         <w:rPr>
           <w:bCs/>
@@ -1715,10 +1705,10 @@
           <w:tab w:val="left" w:pos="0" w:leader="none"/>
         </w:tabs>
         <w:suppressAutoHyphens w:val="true"/>
-        <w:overflowPunct w:val="true"/>
+        <w:overflowPunct w:val="false"/>
         <w:bidi w:val="0"/>
         <w:spacing w:lineRule="auto" w:line="360" w:before="0" w:after="0"/>
-        <w:ind w:hanging="0" w:start="0" w:end="0"/>
+        <w:ind w:hanging="0" w:left="0" w:right="0"/>
         <w:jc w:val="both"/>
         <w:rPr>
           <w:bCs/>
@@ -1743,10 +1733,10 @@
           <w:tab w:val="left" w:pos="0" w:leader="none"/>
         </w:tabs>
         <w:suppressAutoHyphens w:val="true"/>
-        <w:overflowPunct w:val="true"/>
+        <w:overflowPunct w:val="false"/>
         <w:bidi w:val="0"/>
         <w:spacing w:lineRule="auto" w:line="360" w:before="0" w:after="0"/>
-        <w:ind w:hanging="0" w:start="0" w:end="0"/>
+        <w:ind w:hanging="0" w:left="0" w:right="0"/>
         <w:jc w:val="both"/>
         <w:rPr>
           <w:bCs/>
@@ -1771,10 +1761,10 @@
           <w:tab w:val="left" w:pos="0" w:leader="none"/>
         </w:tabs>
         <w:suppressAutoHyphens w:val="true"/>
-        <w:overflowPunct w:val="true"/>
+        <w:overflowPunct w:val="false"/>
         <w:bidi w:val="0"/>
         <w:spacing w:lineRule="auto" w:line="360" w:before="0" w:after="0"/>
-        <w:ind w:hanging="0" w:start="0" w:end="0"/>
+        <w:ind w:hanging="0" w:left="0" w:right="0"/>
         <w:jc w:val="both"/>
         <w:rPr>
           <w:bCs/>
@@ -1799,10 +1789,10 @@
           <w:tab w:val="left" w:pos="0" w:leader="none"/>
         </w:tabs>
         <w:suppressAutoHyphens w:val="true"/>
-        <w:overflowPunct w:val="true"/>
+        <w:overflowPunct w:val="false"/>
         <w:bidi w:val="0"/>
         <w:spacing w:lineRule="auto" w:line="360" w:before="0" w:after="0"/>
-        <w:ind w:hanging="0" w:start="0" w:end="0"/>
+        <w:ind w:hanging="0" w:left="0" w:right="0"/>
         <w:jc w:val="both"/>
         <w:rPr>
           <w:bCs/>
@@ -1827,10 +1817,10 @@
           <w:tab w:val="left" w:pos="0" w:leader="none"/>
         </w:tabs>
         <w:suppressAutoHyphens w:val="true"/>
-        <w:overflowPunct w:val="true"/>
+        <w:overflowPunct w:val="false"/>
         <w:bidi w:val="0"/>
         <w:spacing w:lineRule="auto" w:line="360" w:before="0" w:after="0"/>
-        <w:ind w:hanging="0" w:start="0" w:end="0"/>
+        <w:ind w:hanging="0" w:left="0" w:right="0"/>
         <w:jc w:val="both"/>
         <w:rPr>
           <w:bCs/>
@@ -1855,10 +1845,10 @@
           <w:tab w:val="left" w:pos="0" w:leader="none"/>
         </w:tabs>
         <w:suppressAutoHyphens w:val="true"/>
-        <w:overflowPunct w:val="true"/>
+        <w:overflowPunct w:val="false"/>
         <w:bidi w:val="0"/>
         <w:spacing w:lineRule="auto" w:line="360" w:before="0" w:after="0"/>
-        <w:ind w:hanging="0" w:start="0" w:end="0"/>
+        <w:ind w:hanging="0" w:left="0" w:right="0"/>
         <w:jc w:val="both"/>
         <w:rPr>
           <w:bCs/>
@@ -1883,10 +1873,10 @@
           <w:tab w:val="left" w:pos="0" w:leader="none"/>
         </w:tabs>
         <w:suppressAutoHyphens w:val="true"/>
-        <w:overflowPunct w:val="true"/>
+        <w:overflowPunct w:val="false"/>
         <w:bidi w:val="0"/>
         <w:spacing w:lineRule="auto" w:line="360" w:before="0" w:after="0"/>
-        <w:ind w:hanging="0" w:start="0" w:end="0"/>
+        <w:ind w:hanging="0" w:left="0" w:right="0"/>
         <w:jc w:val="both"/>
         <w:rPr>
           <w:bCs/>
@@ -1911,10 +1901,10 @@
           <w:tab w:val="left" w:pos="0" w:leader="none"/>
         </w:tabs>
         <w:suppressAutoHyphens w:val="true"/>
-        <w:overflowPunct w:val="true"/>
+        <w:overflowPunct w:val="false"/>
         <w:bidi w:val="0"/>
         <w:spacing w:lineRule="auto" w:line="360" w:before="0" w:after="0"/>
-        <w:ind w:hanging="0" w:start="0" w:end="0"/>
+        <w:ind w:hanging="0" w:left="0" w:right="0"/>
         <w:jc w:val="both"/>
         <w:rPr>
           <w:bCs/>
@@ -1939,10 +1929,10 @@
           <w:tab w:val="left" w:pos="0" w:leader="none"/>
         </w:tabs>
         <w:suppressAutoHyphens w:val="true"/>
-        <w:overflowPunct w:val="true"/>
+        <w:overflowPunct w:val="false"/>
         <w:bidi w:val="0"/>
         <w:spacing w:lineRule="auto" w:line="360" w:before="0" w:after="0"/>
-        <w:ind w:hanging="0" w:start="0" w:end="0"/>
+        <w:ind w:hanging="0" w:left="0" w:right="0"/>
         <w:jc w:val="center"/>
         <w:rPr>
           <w:bCs/>
@@ -1967,10 +1957,10 @@
           <w:tab w:val="left" w:pos="0" w:leader="none"/>
         </w:tabs>
         <w:suppressAutoHyphens w:val="true"/>
-        <w:overflowPunct w:val="true"/>
+        <w:overflowPunct w:val="false"/>
         <w:bidi w:val="0"/>
         <w:spacing w:lineRule="auto" w:line="360" w:before="0" w:after="0"/>
-        <w:ind w:hanging="0" w:start="0" w:end="0"/>
+        <w:ind w:hanging="0" w:left="0" w:right="0"/>
         <w:jc w:val="center"/>
         <w:rPr>
           <w:bCs/>
@@ -1996,10 +1986,10 @@
           <w:tab w:val="left" w:pos="0" w:leader="none"/>
         </w:tabs>
         <w:suppressAutoHyphens w:val="true"/>
-        <w:overflowPunct w:val="true"/>
+        <w:overflowPunct w:val="false"/>
         <w:bidi w:val="0"/>
         <w:spacing w:lineRule="auto" w:line="360" w:before="0" w:after="0"/>
-        <w:ind w:hanging="0" w:start="0" w:end="0"/>
+        <w:ind w:hanging="0" w:left="0" w:right="0"/>
         <w:jc w:val="both"/>
         <w:rPr>
           <w:bCs/>
@@ -2024,10 +2014,10 @@
           <w:tab w:val="left" w:pos="0" w:leader="none"/>
         </w:tabs>
         <w:suppressAutoHyphens w:val="true"/>
-        <w:overflowPunct w:val="true"/>
+        <w:overflowPunct w:val="false"/>
         <w:bidi w:val="0"/>
         <w:spacing w:lineRule="auto" w:line="360" w:before="0" w:after="0"/>
-        <w:ind w:firstLine="720" w:start="0" w:end="0"/>
+        <w:ind w:firstLine="720" w:left="0" w:right="0"/>
         <w:jc w:val="both"/>
         <w:rPr>
           <w:bCs/>
@@ -2053,10 +2043,10 @@
           <w:tab w:val="left" w:pos="0" w:leader="none"/>
         </w:tabs>
         <w:suppressAutoHyphens w:val="true"/>
-        <w:overflowPunct w:val="true"/>
+        <w:overflowPunct w:val="false"/>
         <w:bidi w:val="0"/>
         <w:spacing w:lineRule="auto" w:line="360" w:before="0" w:after="0"/>
-        <w:ind w:firstLine="720" w:start="0" w:end="0"/>
+        <w:ind w:firstLine="720" w:left="0" w:right="0"/>
         <w:jc w:val="both"/>
         <w:rPr>
           <w:bCs/>
@@ -2082,24 +2072,72 @@
           <w:tab w:val="left" w:pos="0" w:leader="none"/>
         </w:tabs>
         <w:suppressAutoHyphens w:val="true"/>
-        <w:overflowPunct w:val="true"/>
+        <w:overflowPunct w:val="false"/>
         <w:bidi w:val="0"/>
         <w:spacing w:lineRule="auto" w:line="360" w:before="0" w:after="0"/>
-        <w:ind w:firstLine="720" w:start="0" w:end="0"/>
-        <w:jc w:val="both"/>
-        <w:rPr>
-          <w:bCs/>
-          <w:sz w:val="28"/>
-          <w:szCs w:val="28"/>
-        </w:rPr>
-      </w:pPr>
-      <w:r>
-        <w:rPr>
-          <w:bCs/>
-          <w:sz w:val="28"/>
-          <w:szCs w:val="28"/>
-        </w:rPr>
-        <w:t>В качестве OS я выбрал серверную версию ubuntu. В консоли сервер был обновлен, сменен пароль. После чего я подключился по ssh используя программу Kitty.</w:t>
+        <w:ind w:firstLine="720" w:left="0" w:right="0"/>
+        <w:jc w:val="both"/>
+        <w:rPr>
+          <w:bCs/>
+          <w:sz w:val="28"/>
+          <w:szCs w:val="28"/>
+        </w:rPr>
+      </w:pPr>
+      <w:r>
+        <w:rPr>
+          <w:bCs/>
+          <w:sz w:val="28"/>
+          <w:szCs w:val="28"/>
+        </w:rPr>
+        <w:t>В качестве OS я выбрал серверную версию ubuntu</w:t>
+      </w:r>
+      <w:r>
+        <w:rPr>
+          <w:bCs/>
+          <w:sz w:val="28"/>
+          <w:szCs w:val="28"/>
+        </w:rPr>
+        <w:t xml:space="preserve"> в силу популярности и простоты дистрибутива</w:t>
+      </w:r>
+      <w:r>
+        <w:rPr>
+          <w:bCs/>
+          <w:sz w:val="28"/>
+          <w:szCs w:val="28"/>
+        </w:rPr>
+        <w:t xml:space="preserve">. В консоли сервер был обновлен </w:t>
+      </w:r>
+      <w:r>
+        <w:rPr>
+          <w:bCs/>
+          <w:sz w:val="28"/>
+          <w:szCs w:val="28"/>
+        </w:rPr>
+        <w:t>с помощью команды sudo apt-get update &amp;&amp; sudo apt-get upgrade</w:t>
+      </w:r>
+      <w:r>
+        <w:rPr>
+          <w:bCs/>
+          <w:sz w:val="28"/>
+          <w:szCs w:val="28"/>
+        </w:rPr>
+        <w:t xml:space="preserve">, сменен пароль. После чего я подключился по ssh используя </w:t>
+      </w:r>
+      <w:r>
+        <w:rPr>
+          <w:bCs/>
+          <w:sz w:val="28"/>
+          <w:szCs w:val="28"/>
+        </w:rPr>
+        <w:t>эмулятор терминала</w:t>
+      </w:r>
+      <w:r>
+        <w:rPr>
+          <w:bCs/>
+          <w:sz w:val="28"/>
+          <w:szCs w:val="28"/>
+        </w:rPr>
+        <w:t xml:space="preserve"> Kitty.</w:t>
       </w:r>
     </w:p>
     <w:p>
@@ -2111,10 +2149,10 @@
           <w:tab w:val="left" w:pos="0" w:leader="none"/>
         </w:tabs>
         <w:suppressAutoHyphens w:val="true"/>
-        <w:overflowPunct w:val="true"/>
+        <w:overflowPunct w:val="false"/>
         <w:bidi w:val="0"/>
         <w:spacing w:lineRule="auto" w:line="360" w:before="0" w:after="0"/>
-        <w:ind w:firstLine="720" w:start="0" w:end="0"/>
+        <w:ind w:firstLine="720" w:left="0" w:right="0"/>
         <w:jc w:val="both"/>
         <w:rPr>
           <w:bCs/>
@@ -2140,10 +2178,10 @@
           <w:tab w:val="left" w:pos="0" w:leader="none"/>
         </w:tabs>
         <w:suppressAutoHyphens w:val="true"/>
-        <w:overflowPunct w:val="true"/>
+        <w:overflowPunct w:val="false"/>
         <w:bidi w:val="0"/>
         <w:spacing w:lineRule="auto" w:line="360" w:before="0" w:after="0"/>
-        <w:ind w:firstLine="720" w:start="0" w:end="0"/>
+        <w:ind w:firstLine="720" w:left="0" w:right="0"/>
         <w:jc w:val="both"/>
         <w:rPr>
           <w:bCs/>
@@ -2169,32 +2207,24 @@
           <w:tab w:val="left" w:pos="0" w:leader="none"/>
         </w:tabs>
         <w:suppressAutoHyphens w:val="true"/>
-        <w:overflowPunct w:val="true"/>
+        <w:overflowPunct w:val="false"/>
         <w:bidi w:val="0"/>
         <w:spacing w:lineRule="auto" w:line="360" w:before="0" w:after="0"/>
-        <w:ind w:firstLine="720" w:start="0" w:end="0"/>
-        <w:jc w:val="both"/>
-        <w:rPr>
-          <w:bCs/>
-          <w:sz w:val="28"/>
-          <w:szCs w:val="28"/>
-        </w:rPr>
-      </w:pPr>
-      <w:r>
-        <w:rPr>
-          <w:rFonts w:cs="Times New Roman"/>
-          <w:sz w:val="28"/>
-          <w:szCs w:val="28"/>
-        </w:rPr>
-        <w:t>а)</w:t>
-      </w:r>
-      <w:r>
-        <w:rPr>
-          <w:rFonts w:cs="Times New Roman"/>
-          <w:sz w:val="28"/>
-          <w:szCs w:val="28"/>
-        </w:rPr>
-        <w:t xml:space="preserve">Собственный </w:t>
+        <w:ind w:firstLine="720" w:left="0" w:right="0"/>
+        <w:jc w:val="both"/>
+        <w:rPr>
+          <w:bCs/>
+          <w:sz w:val="28"/>
+          <w:szCs w:val="28"/>
+        </w:rPr>
+      </w:pPr>
+      <w:r>
+        <w:rPr>
+          <w:rFonts w:cs="Times New Roman"/>
+          <w:sz w:val="28"/>
+          <w:szCs w:val="28"/>
+        </w:rPr>
+        <w:t xml:space="preserve">а)Собственный </w:t>
       </w:r>
       <w:r>
         <w:rPr>
@@ -2274,10 +2304,10 @@
           <w:tab w:val="left" w:pos="718" w:leader="none"/>
         </w:tabs>
         <w:suppressAutoHyphens w:val="true"/>
-        <w:overflowPunct w:val="true"/>
+        <w:overflowPunct w:val="false"/>
         <w:bidi w:val="0"/>
         <w:spacing w:lineRule="auto" w:line="360" w:before="0" w:after="0"/>
-        <w:ind w:firstLine="720" w:start="0" w:end="0"/>
+        <w:ind w:firstLine="720" w:left="0" w:right="0"/>
         <w:contextualSpacing/>
         <w:jc w:val="center"/>
         <w:rPr>
@@ -2371,21 +2401,7 @@
           <w:sz w:val="28"/>
           <w:szCs w:val="28"/>
         </w:rPr>
-        <w:t>По</w:t>
-      </w:r>
-      <w:r>
-        <w:rPr>
-          <w:sz w:val="28"/>
-          <w:szCs w:val="28"/>
-        </w:rPr>
-        <w:t xml:space="preserve">сле чего я </w:t>
-      </w:r>
-      <w:r>
-        <w:rPr>
-          <w:sz w:val="28"/>
-          <w:szCs w:val="28"/>
-        </w:rPr>
-        <w:t>с мобильного GUI приложения «OpenVPN connect» подключился к VPN-серверу (рисунок 2).</w:t>
+        <w:t>После чего я с мобильного GUI приложения «OpenVPN connect» подключился к VPN-серверу (рисунок 2).</w:t>
       </w:r>
     </w:p>
     <w:p>
@@ -2727,10 +2743,10 @@
         <w:pStyle w:val="BodyText"/>
         <w:widowControl/>
         <w:suppressAutoHyphens w:val="true"/>
-        <w:overflowPunct w:val="true"/>
+        <w:overflowPunct w:val="false"/>
         <w:bidi w:val="0"/>
         <w:spacing w:lineRule="auto" w:line="276" w:before="0" w:after="140"/>
-        <w:ind w:firstLine="720" w:start="0" w:end="0"/>
+        <w:ind w:firstLine="720" w:left="0" w:right="0"/>
         <w:jc w:val="both"/>
         <w:rPr>
           <w:sz w:val="28"/>
@@ -2758,10 +2774,10 @@
         <w:pStyle w:val="BodyText"/>
         <w:widowControl/>
         <w:suppressAutoHyphens w:val="true"/>
-        <w:overflowPunct w:val="true"/>
+        <w:overflowPunct w:val="false"/>
         <w:bidi w:val="0"/>
         <w:spacing w:lineRule="auto" w:line="276" w:before="0" w:after="140"/>
-        <w:ind w:firstLine="720" w:start="0" w:end="0"/>
+        <w:ind w:firstLine="720" w:left="0" w:right="0"/>
         <w:jc w:val="both"/>
         <w:rPr>
           <w:rFonts w:ascii="Times New Roman" w:hAnsi="Times New Roman" w:cs="Times New Roman"/>
@@ -2775,15 +2791,7 @@
           <w:sz w:val="28"/>
           <w:szCs w:val="28"/>
         </w:rPr>
-        <w:t>Для реализации собственного веб-сайта необходимо установить веб-сервер, а перед началом работы следует сделать нового пользователя без прав суперпользователя, но с доступом к команде sudo. Используя команды adduser rab, usermod -aG sudo rab я создал нового пользователя с необходимыми настройками (рисунок 3) и установил apache2 посредством использования команды sudo apt-get install apache</w:t>
-      </w:r>
-      <w:r>
-        <w:rPr>
-          <w:rFonts w:cs="Times New Roman"/>
-          <w:sz w:val="28"/>
-          <w:szCs w:val="28"/>
-        </w:rPr>
-        <w:t>2, проверил список профилей приложений ufw (рисунок 4).</w:t>
+        <w:t>Для реализации собственного веб-сайта необходимо установить веб-сервер, а перед началом работы следует сделать нового пользователя без прав суперпользователя, но с доступом к команде sudo. Используя команды adduser rab, usermod -aG sudo rab я создал нового пользователя с необходимыми настройками (рисунок 3) и установил apache2 посредством использования команды sudo apt-get install apache2, проверил список профилей приложений ufw (рисунок 4).</w:t>
       </w:r>
     </w:p>
     <w:p>
@@ -2791,10 +2799,10 @@
         <w:pStyle w:val="BodyText"/>
         <w:widowControl/>
         <w:suppressAutoHyphens w:val="true"/>
-        <w:overflowPunct w:val="true"/>
+        <w:overflowPunct w:val="false"/>
         <w:bidi w:val="0"/>
         <w:spacing w:lineRule="auto" w:line="276" w:before="0" w:after="140"/>
-        <w:ind w:firstLine="720" w:start="0" w:end="0"/>
+        <w:ind w:firstLine="720" w:left="0" w:right="0"/>
         <w:jc w:val="center"/>
         <w:rPr>
           <w:rFonts w:ascii="Times New Roman" w:hAnsi="Times New Roman" w:cs="Times New Roman"/>
@@ -2864,10 +2872,10 @@
         <w:pStyle w:val="BodyText"/>
         <w:widowControl/>
         <w:suppressAutoHyphens w:val="true"/>
-        <w:overflowPunct w:val="true"/>
+        <w:overflowPunct w:val="false"/>
         <w:bidi w:val="0"/>
         <w:spacing w:lineRule="auto" w:line="276" w:before="0" w:after="140"/>
-        <w:ind w:firstLine="720" w:start="0" w:end="0"/>
+        <w:ind w:firstLine="720" w:left="0" w:right="0"/>
         <w:jc w:val="center"/>
         <w:rPr>
           <w:rFonts w:ascii="Times New Roman" w:hAnsi="Times New Roman" w:cs="Times New Roman"/>
@@ -2888,10 +2896,10 @@
         <w:pStyle w:val="BodyText"/>
         <w:widowControl/>
         <w:suppressAutoHyphens w:val="true"/>
-        <w:overflowPunct w:val="true"/>
+        <w:overflowPunct w:val="false"/>
         <w:bidi w:val="0"/>
         <w:spacing w:lineRule="auto" w:line="276" w:before="0" w:after="140"/>
-        <w:ind w:firstLine="720" w:start="0" w:end="0"/>
+        <w:ind w:firstLine="720" w:left="0" w:right="0"/>
         <w:jc w:val="center"/>
         <w:rPr>
           <w:rFonts w:ascii="Times New Roman" w:hAnsi="Times New Roman" w:cs="Times New Roman"/>
@@ -2961,10 +2969,10 @@
         <w:pStyle w:val="BodyText"/>
         <w:widowControl/>
         <w:suppressAutoHyphens w:val="true"/>
-        <w:overflowPunct w:val="true"/>
+        <w:overflowPunct w:val="false"/>
         <w:bidi w:val="0"/>
         <w:spacing w:lineRule="auto" w:line="276" w:before="0" w:after="140"/>
-        <w:ind w:firstLine="720" w:start="0" w:end="0"/>
+        <w:ind w:firstLine="720" w:left="0" w:right="0"/>
         <w:jc w:val="center"/>
         <w:rPr>
           <w:rFonts w:ascii="Times New Roman" w:hAnsi="Times New Roman" w:cs="Times New Roman"/>
@@ -2985,10 +2993,10 @@
         <w:pStyle w:val="BodyText"/>
         <w:widowControl/>
         <w:suppressAutoHyphens w:val="true"/>
-        <w:overflowPunct w:val="true"/>
+        <w:overflowPunct w:val="false"/>
         <w:bidi w:val="0"/>
         <w:spacing w:lineRule="auto" w:line="276" w:before="0" w:after="140"/>
-        <w:ind w:firstLine="720" w:start="0" w:end="0"/>
+        <w:ind w:firstLine="720" w:left="0" w:right="0"/>
         <w:jc w:val="both"/>
         <w:rPr>
           <w:rFonts w:ascii="Times New Roman" w:hAnsi="Times New Roman" w:cs="Times New Roman"/>
@@ -3010,10 +3018,10 @@
         <w:pStyle w:val="BodyText"/>
         <w:widowControl/>
         <w:suppressAutoHyphens w:val="true"/>
-        <w:overflowPunct w:val="true"/>
+        <w:overflowPunct w:val="false"/>
         <w:bidi w:val="0"/>
         <w:spacing w:lineRule="auto" w:line="276" w:before="0" w:after="140"/>
-        <w:ind w:firstLine="720" w:start="0" w:end="0"/>
+        <w:ind w:firstLine="720" w:left="0" w:right="0"/>
         <w:jc w:val="center"/>
         <w:rPr>
           <w:rFonts w:ascii="Times New Roman" w:hAnsi="Times New Roman" w:cs="Times New Roman"/>
@@ -3083,10 +3091,10 @@
         <w:pStyle w:val="BodyText"/>
         <w:widowControl/>
         <w:suppressAutoHyphens w:val="true"/>
-        <w:overflowPunct w:val="true"/>
+        <w:overflowPunct w:val="false"/>
         <w:bidi w:val="0"/>
         <w:spacing w:lineRule="auto" w:line="276" w:before="0" w:after="140"/>
-        <w:ind w:firstLine="720" w:start="0" w:end="0"/>
+        <w:ind w:firstLine="720" w:left="0" w:right="0"/>
         <w:jc w:val="center"/>
         <w:rPr>
           <w:rFonts w:ascii="Times New Roman" w:hAnsi="Times New Roman" w:cs="Times New Roman"/>
@@ -3107,10 +3115,10 @@
         <w:pStyle w:val="BodyText"/>
         <w:widowControl/>
         <w:suppressAutoHyphens w:val="true"/>
-        <w:overflowPunct w:val="true"/>
+        <w:overflowPunct w:val="false"/>
         <w:bidi w:val="0"/>
         <w:spacing w:lineRule="auto" w:line="276" w:before="0" w:after="140"/>
-        <w:ind w:firstLine="720" w:start="0" w:end="0"/>
+        <w:ind w:firstLine="720" w:left="0" w:right="0"/>
         <w:jc w:val="center"/>
         <w:rPr>
           <w:rFonts w:ascii="Times New Roman" w:hAnsi="Times New Roman" w:cs="Times New Roman"/>
@@ -3136,7 +3144,7 @@
         <w:suppressAutoHyphens w:val="true"/>
         <w:bidi w:val="0"/>
         <w:spacing w:lineRule="auto" w:line="360" w:before="0" w:after="140"/>
-        <w:ind w:firstLine="720" w:start="0" w:end="0"/>
+        <w:ind w:firstLine="720" w:left="0" w:right="0"/>
         <w:jc w:val="center"/>
         <w:rPr>
           <w:bCs/>
@@ -3159,10 +3167,10 @@
         <w:pStyle w:val="BodyText"/>
         <w:widowControl/>
         <w:suppressAutoHyphens w:val="true"/>
-        <w:overflowPunct w:val="true"/>
+        <w:overflowPunct w:val="false"/>
         <w:bidi w:val="0"/>
         <w:spacing w:lineRule="auto" w:line="360" w:before="0" w:after="140"/>
-        <w:ind w:firstLine="720" w:start="0" w:end="0"/>
+        <w:ind w:firstLine="720" w:left="0" w:right="0"/>
         <w:jc w:val="both"/>
         <w:rPr>
           <w:bCs/>
@@ -3186,7 +3194,7 @@
         <w:suppressAutoHyphens w:val="true"/>
         <w:bidi w:val="0"/>
         <w:spacing w:lineRule="auto" w:line="360" w:before="0" w:after="140"/>
-        <w:ind w:firstLine="720" w:start="0" w:end="0"/>
+        <w:ind w:firstLine="720" w:left="0" w:right="0"/>
         <w:jc w:val="both"/>
         <w:rPr>
           <w:bCs/>
@@ -3255,7 +3263,7 @@
     </w:r>
     <w:r>
       <w:rPr/>
-      <w:t>7</w:t>
+      <w:t>4</w:t>
     </w:r>
     <w:r>
       <w:rPr/>
@@ -3302,133 +3310,14 @@
   <w:abstractNum w:abstractNumId="1">
     <w:lvl w:ilvl="0">
       <w:start w:val="1"/>
-      <w:numFmt w:val="none"/>
-      <w:suff w:val="nothing"/>
-      <w:lvlText w:val=""/>
-      <w:lvlJc w:val="start"/>
-      <w:pPr>
-        <w:tabs>
-          <w:tab w:val="num" w:pos="0"/>
-        </w:tabs>
-        <w:ind w:start="0" w:hanging="0"/>
-      </w:pPr>
-    </w:lvl>
-    <w:lvl w:ilvl="1">
-      <w:start w:val="1"/>
-      <w:numFmt w:val="none"/>
-      <w:suff w:val="nothing"/>
-      <w:lvlText w:val=""/>
-      <w:lvlJc w:val="start"/>
-      <w:pPr>
-        <w:tabs>
-          <w:tab w:val="num" w:pos="0"/>
-        </w:tabs>
-        <w:ind w:start="0" w:hanging="0"/>
-      </w:pPr>
-    </w:lvl>
-    <w:lvl w:ilvl="2">
-      <w:start w:val="1"/>
-      <w:numFmt w:val="none"/>
-      <w:suff w:val="nothing"/>
-      <w:lvlText w:val=""/>
-      <w:lvlJc w:val="start"/>
-      <w:pPr>
-        <w:tabs>
-          <w:tab w:val="num" w:pos="0"/>
-        </w:tabs>
-        <w:ind w:start="0" w:hanging="0"/>
-      </w:pPr>
-    </w:lvl>
-    <w:lvl w:ilvl="3">
-      <w:start w:val="1"/>
-      <w:numFmt w:val="none"/>
-      <w:suff w:val="nothing"/>
-      <w:lvlText w:val=""/>
-      <w:lvlJc w:val="start"/>
-      <w:pPr>
-        <w:tabs>
-          <w:tab w:val="num" w:pos="0"/>
-        </w:tabs>
-        <w:ind w:start="0" w:hanging="0"/>
-      </w:pPr>
-    </w:lvl>
-    <w:lvl w:ilvl="4">
-      <w:start w:val="1"/>
-      <w:numFmt w:val="none"/>
-      <w:suff w:val="nothing"/>
-      <w:lvlText w:val=""/>
-      <w:lvlJc w:val="start"/>
-      <w:pPr>
-        <w:tabs>
-          <w:tab w:val="num" w:pos="0"/>
-        </w:tabs>
-        <w:ind w:start="0" w:hanging="0"/>
-      </w:pPr>
-    </w:lvl>
-    <w:lvl w:ilvl="5">
-      <w:start w:val="1"/>
-      <w:numFmt w:val="none"/>
-      <w:suff w:val="nothing"/>
-      <w:lvlText w:val=""/>
-      <w:lvlJc w:val="start"/>
-      <w:pPr>
-        <w:tabs>
-          <w:tab w:val="num" w:pos="0"/>
-        </w:tabs>
-        <w:ind w:start="0" w:hanging="0"/>
-      </w:pPr>
-    </w:lvl>
-    <w:lvl w:ilvl="6">
-      <w:start w:val="1"/>
-      <w:numFmt w:val="none"/>
-      <w:suff w:val="nothing"/>
-      <w:lvlText w:val=""/>
-      <w:lvlJc w:val="start"/>
-      <w:pPr>
-        <w:tabs>
-          <w:tab w:val="num" w:pos="0"/>
-        </w:tabs>
-        <w:ind w:start="0" w:hanging="0"/>
-      </w:pPr>
-    </w:lvl>
-    <w:lvl w:ilvl="7">
-      <w:start w:val="1"/>
-      <w:numFmt w:val="none"/>
-      <w:suff w:val="nothing"/>
-      <w:lvlText w:val=""/>
-      <w:lvlJc w:val="start"/>
-      <w:pPr>
-        <w:tabs>
-          <w:tab w:val="num" w:pos="0"/>
-        </w:tabs>
-        <w:ind w:start="0" w:hanging="0"/>
-      </w:pPr>
-    </w:lvl>
-    <w:lvl w:ilvl="8">
-      <w:start w:val="1"/>
-      <w:numFmt w:val="none"/>
-      <w:suff w:val="nothing"/>
-      <w:lvlText w:val=""/>
-      <w:lvlJc w:val="start"/>
-      <w:pPr>
-        <w:tabs>
-          <w:tab w:val="num" w:pos="0"/>
-        </w:tabs>
-        <w:ind w:start="0" w:hanging="0"/>
-      </w:pPr>
-    </w:lvl>
-  </w:abstractNum>
-  <w:abstractNum w:abstractNumId="2">
-    <w:lvl w:ilvl="0">
-      <w:start w:val="1"/>
       <w:numFmt w:val="decimal"/>
       <w:lvlText w:val="%1."/>
-      <w:lvlJc w:val="start"/>
+      <w:lvlJc w:val="left"/>
       <w:pPr>
         <w:tabs>
           <w:tab w:val="num" w:pos="0"/>
         </w:tabs>
-        <w:ind w:start="786" w:hanging="360"/>
+        <w:ind w:left="786" w:hanging="360"/>
       </w:pPr>
       <w:rPr>
         <w:b w:val="false"/>
@@ -3439,12 +3328,12 @@
       <w:start w:val="1"/>
       <w:numFmt w:val="lowerLetter"/>
       <w:lvlText w:val="%2."/>
-      <w:lvlJc w:val="start"/>
+      <w:lvlJc w:val="left"/>
       <w:pPr>
         <w:tabs>
           <w:tab w:val="num" w:pos="0"/>
         </w:tabs>
-        <w:ind w:start="1507" w:hanging="360"/>
+        <w:ind w:left="1507" w:hanging="360"/>
       </w:pPr>
       <w:rPr/>
     </w:lvl>
@@ -3452,12 +3341,12 @@
       <w:start w:val="1"/>
       <w:numFmt w:val="lowerLetter"/>
       <w:lvlText w:val="%3)"/>
-      <w:lvlJc w:val="end"/>
+      <w:lvlJc w:val="right"/>
       <w:pPr>
         <w:tabs>
           <w:tab w:val="num" w:pos="0"/>
         </w:tabs>
-        <w:ind w:start="2227" w:hanging="180"/>
+        <w:ind w:left="2227" w:hanging="180"/>
       </w:pPr>
       <w:rPr/>
     </w:lvl>
@@ -3465,12 +3354,12 @@
       <w:start w:val="1"/>
       <w:numFmt w:val="decimal"/>
       <w:lvlText w:val="%4."/>
-      <w:lvlJc w:val="start"/>
+      <w:lvlJc w:val="left"/>
       <w:pPr>
         <w:tabs>
           <w:tab w:val="num" w:pos="0"/>
         </w:tabs>
-        <w:ind w:start="2947" w:hanging="360"/>
+        <w:ind w:left="2947" w:hanging="360"/>
       </w:pPr>
       <w:rPr/>
     </w:lvl>
@@ -3478,12 +3367,12 @@
       <w:start w:val="1"/>
       <w:numFmt w:val="lowerLetter"/>
       <w:lvlText w:val="%5."/>
-      <w:lvlJc w:val="start"/>
+      <w:lvlJc w:val="left"/>
       <w:pPr>
         <w:tabs>
           <w:tab w:val="num" w:pos="0"/>
         </w:tabs>
-        <w:ind w:start="3667" w:hanging="360"/>
+        <w:ind w:left="3667" w:hanging="360"/>
       </w:pPr>
       <w:rPr/>
     </w:lvl>
@@ -3491,12 +3380,12 @@
       <w:start w:val="1"/>
       <w:numFmt w:val="lowerRoman"/>
       <w:lvlText w:val="%6."/>
-      <w:lvlJc w:val="end"/>
+      <w:lvlJc w:val="right"/>
       <w:pPr>
         <w:tabs>
           <w:tab w:val="num" w:pos="0"/>
         </w:tabs>
-        <w:ind w:start="4387" w:hanging="180"/>
+        <w:ind w:left="4387" w:hanging="180"/>
       </w:pPr>
       <w:rPr/>
     </w:lvl>
@@ -3504,12 +3393,12 @@
       <w:start w:val="1"/>
       <w:numFmt w:val="decimal"/>
       <w:lvlText w:val="%7."/>
-      <w:lvlJc w:val="start"/>
+      <w:lvlJc w:val="left"/>
       <w:pPr>
         <w:tabs>
           <w:tab w:val="num" w:pos="0"/>
         </w:tabs>
-        <w:ind w:start="5107" w:hanging="360"/>
+        <w:ind w:left="5107" w:hanging="360"/>
       </w:pPr>
       <w:rPr/>
     </w:lvl>
@@ -3517,12 +3406,12 @@
       <w:start w:val="1"/>
       <w:numFmt w:val="lowerLetter"/>
       <w:lvlText w:val="%8."/>
-      <w:lvlJc w:val="start"/>
+      <w:lvlJc w:val="left"/>
       <w:pPr>
         <w:tabs>
           <w:tab w:val="num" w:pos="0"/>
         </w:tabs>
-        <w:ind w:start="5827" w:hanging="360"/>
+        <w:ind w:left="5827" w:hanging="360"/>
       </w:pPr>
       <w:rPr/>
     </w:lvl>
@@ -3530,14 +3419,133 @@
       <w:start w:val="1"/>
       <w:numFmt w:val="lowerRoman"/>
       <w:lvlText w:val="%9."/>
-      <w:lvlJc w:val="end"/>
+      <w:lvlJc w:val="right"/>
       <w:pPr>
         <w:tabs>
           <w:tab w:val="num" w:pos="0"/>
         </w:tabs>
-        <w:ind w:start="6547" w:hanging="180"/>
+        <w:ind w:left="6547" w:hanging="180"/>
       </w:pPr>
       <w:rPr/>
+    </w:lvl>
+  </w:abstractNum>
+  <w:abstractNum w:abstractNumId="2">
+    <w:lvl w:ilvl="0">
+      <w:start w:val="1"/>
+      <w:numFmt w:val="none"/>
+      <w:suff w:val="nothing"/>
+      <w:lvlText w:val=""/>
+      <w:lvlJc w:val="left"/>
+      <w:pPr>
+        <w:tabs>
+          <w:tab w:val="num" w:pos="0"/>
+        </w:tabs>
+        <w:ind w:left="0" w:hanging="0"/>
+      </w:pPr>
+    </w:lvl>
+    <w:lvl w:ilvl="1">
+      <w:start w:val="1"/>
+      <w:numFmt w:val="none"/>
+      <w:suff w:val="nothing"/>
+      <w:lvlText w:val=""/>
+      <w:lvlJc w:val="left"/>
+      <w:pPr>
+        <w:tabs>
+          <w:tab w:val="num" w:pos="0"/>
+        </w:tabs>
+        <w:ind w:left="0" w:hanging="0"/>
+      </w:pPr>
+    </w:lvl>
+    <w:lvl w:ilvl="2">
+      <w:start w:val="1"/>
+      <w:numFmt w:val="none"/>
+      <w:suff w:val="nothing"/>
+      <w:lvlText w:val=""/>
+      <w:lvlJc w:val="left"/>
+      <w:pPr>
+        <w:tabs>
+          <w:tab w:val="num" w:pos="0"/>
+        </w:tabs>
+        <w:ind w:left="0" w:hanging="0"/>
+      </w:pPr>
+    </w:lvl>
+    <w:lvl w:ilvl="3">
+      <w:start w:val="1"/>
+      <w:numFmt w:val="none"/>
+      <w:suff w:val="nothing"/>
+      <w:lvlText w:val=""/>
+      <w:lvlJc w:val="left"/>
+      <w:pPr>
+        <w:tabs>
+          <w:tab w:val="num" w:pos="0"/>
+        </w:tabs>
+        <w:ind w:left="0" w:hanging="0"/>
+      </w:pPr>
+    </w:lvl>
+    <w:lvl w:ilvl="4">
+      <w:start w:val="1"/>
+      <w:numFmt w:val="none"/>
+      <w:suff w:val="nothing"/>
+      <w:lvlText w:val=""/>
+      <w:lvlJc w:val="left"/>
+      <w:pPr>
+        <w:tabs>
+          <w:tab w:val="num" w:pos="0"/>
+        </w:tabs>
+        <w:ind w:left="0" w:hanging="0"/>
+      </w:pPr>
+    </w:lvl>
+    <w:lvl w:ilvl="5">
+      <w:start w:val="1"/>
+      <w:numFmt w:val="none"/>
+      <w:suff w:val="nothing"/>
+      <w:lvlText w:val=""/>
+      <w:lvlJc w:val="left"/>
+      <w:pPr>
+        <w:tabs>
+          <w:tab w:val="num" w:pos="0"/>
+        </w:tabs>
+        <w:ind w:left="0" w:hanging="0"/>
+      </w:pPr>
+    </w:lvl>
+    <w:lvl w:ilvl="6">
+      <w:start w:val="1"/>
+      <w:numFmt w:val="none"/>
+      <w:suff w:val="nothing"/>
+      <w:lvlText w:val=""/>
+      <w:lvlJc w:val="left"/>
+      <w:pPr>
+        <w:tabs>
+          <w:tab w:val="num" w:pos="0"/>
+        </w:tabs>
+        <w:ind w:left="0" w:hanging="0"/>
+      </w:pPr>
+    </w:lvl>
+    <w:lvl w:ilvl="7">
+      <w:start w:val="1"/>
+      <w:numFmt w:val="none"/>
+      <w:suff w:val="nothing"/>
+      <w:lvlText w:val=""/>
+      <w:lvlJc w:val="left"/>
+      <w:pPr>
+        <w:tabs>
+          <w:tab w:val="num" w:pos="0"/>
+        </w:tabs>
+        <w:ind w:left="0" w:hanging="0"/>
+      </w:pPr>
+    </w:lvl>
+    <w:lvl w:ilvl="8">
+      <w:start w:val="1"/>
+      <w:numFmt w:val="none"/>
+      <w:suff w:val="nothing"/>
+      <w:lvlText w:val=""/>
+      <w:lvlJc w:val="left"/>
+      <w:pPr>
+        <w:tabs>
+          <w:tab w:val="num" w:pos="0"/>
+        </w:tabs>
+        <w:ind w:left="0" w:hanging="0"/>
+      </w:pPr>
     </w:lvl>
   </w:abstractNum>
   <w:num w:numId="1">
@@ -3572,10 +3580,10 @@
     <w:pPr>
       <w:widowControl/>
       <w:suppressAutoHyphens w:val="true"/>
-      <w:overflowPunct w:val="true"/>
+      <w:overflowPunct w:val="false"/>
       <w:bidi w:val="0"/>
       <w:spacing w:lineRule="auto" w:line="240" w:before="0" w:after="0"/>
-      <w:jc w:val="start"/>
+      <w:jc w:val="left"/>
     </w:pPr>
     <w:rPr>
       <w:rFonts w:ascii="Times New Roman" w:hAnsi="Times New Roman" w:eastAsia="Times New Roman" w:cs="Times New Roman"/>
@@ -3770,8 +3778,8 @@
       <w:lang w:eastAsia="ru-RU"/>
     </w:rPr>
   </w:style>
-  <w:style w:type="character" w:styleId="Bulletsuser">
-    <w:name w:val="Bullets (user)"/>
+  <w:style w:type="character" w:styleId="Bullets">
+    <w:name w:val="Bullets"/>
     <w:qFormat/>
     <w:rPr>
       <w:rFonts w:ascii="OpenSymbol" w:hAnsi="OpenSymbol" w:eastAsia="OpenSymbol" w:cs="OpenSymbol"/>
@@ -3797,8 +3805,8 @@
     <w:qFormat/>
     <w:rPr/>
   </w:style>
-  <w:style w:type="character" w:styleId="Bullets">
-    <w:name w:val="Bullets"/>
+  <w:style w:type="character" w:styleId="Bulletsuser">
+    <w:name w:val="Bullets (user)"/>
     <w:qFormat/>
     <w:rPr>
       <w:rFonts w:ascii="OpenSymbol" w:hAnsi="OpenSymbol" w:eastAsia="OpenSymbol" w:cs="OpenSymbol"/>
@@ -3833,10 +3841,10 @@
     <w:pPr>
       <w:widowControl/>
       <w:suppressAutoHyphens w:val="true"/>
-      <w:overflowPunct w:val="true"/>
+      <w:overflowPunct w:val="false"/>
       <w:bidi w:val="0"/>
       <w:spacing w:lineRule="auto" w:line="276" w:before="0" w:after="140"/>
-      <w:ind w:firstLine="720" w:start="0" w:end="0"/>
+      <w:ind w:firstLine="720" w:left="0" w:right="0"/>
       <w:jc w:val="both"/>
     </w:pPr>
     <w:rPr/>
@@ -3939,7 +3947,7 @@
     <w:qFormat/>
     <w:pPr>
       <w:spacing w:before="0" w:after="0"/>
-      <w:ind w:start="720"/>
+      <w:ind w:left="720"/>
       <w:contextualSpacing/>
     </w:pPr>
     <w:rPr/>
@@ -3950,7 +3958,7 @@
     <w:link w:val="Style14"/>
     <w:pPr>
       <w:spacing w:before="0" w:after="120"/>
-      <w:ind w:start="283"/>
+      <w:ind w:left="283"/>
     </w:pPr>
     <w:rPr>
       <w:color w:val="auto"/>
@@ -3989,7 +3997,7 @@
     <w:basedOn w:val="Normal"/>
     <w:qFormat/>
     <w:pPr>
-      <w:jc w:val="end"/>
+      <w:jc w:val="right"/>
     </w:pPr>
     <w:rPr>
       <w:color w:val="auto"/>
